--- a/downloads/nagranie-piotr-2026-06-15/kosmiczne-laboratorium-pakiet-nagranie-piotr-2026-06-15.docx
+++ b/downloads/nagranie-piotr-2026-06-15/kosmiczne-laboratorium-pakiet-nagranie-piotr-2026-06-15.docx
@@ -953,7 +953,7 @@
           <w:spacing w:val="0"/>
           <w:color w:val="495467"/>
         </w:rPr>
-        <w:t xml:space="preserve">build 0e0ff59698b9</w:t>
+        <w:t xml:space="preserve">build f7b33fcbf844</w:t>
       </w:r>
     </w:p>
     <w:p>

--- a/downloads/nagranie-piotr-2026-06-15/kosmiczne-laboratorium-pakiet-nagranie-piotr-2026-06-15.docx
+++ b/downloads/nagranie-piotr-2026-06-15/kosmiczne-laboratorium-pakiet-nagranie-piotr-2026-06-15.docx
@@ -953,7 +953,7 @@
           <w:spacing w:val="0"/>
           <w:color w:val="495467"/>
         </w:rPr>
-        <w:t xml:space="preserve">build f7b33fcbf844</w:t>
+        <w:t xml:space="preserve">build ce06ccb3de53</w:t>
       </w:r>
     </w:p>
     <w:p>

--- a/downloads/nagranie-piotr-2026-06-15/kosmiczne-laboratorium-pakiet-nagranie-piotr-2026-06-15.docx
+++ b/downloads/nagranie-piotr-2026-06-15/kosmiczne-laboratorium-pakiet-nagranie-piotr-2026-06-15.docx
@@ -953,7 +953,7 @@
           <w:spacing w:val="0"/>
           <w:color w:val="495467"/>
         </w:rPr>
-        <w:t xml:space="preserve">build ce06ccb3de53</w:t>
+        <w:t xml:space="preserve">build 697f438226c6</w:t>
       </w:r>
     </w:p>
     <w:p>

--- a/downloads/nagranie-piotr-2026-06-15/kosmiczne-laboratorium-pakiet-nagranie-piotr-2026-06-15.docx
+++ b/downloads/nagranie-piotr-2026-06-15/kosmiczne-laboratorium-pakiet-nagranie-piotr-2026-06-15.docx
@@ -169,7 +169,7 @@
           <w:spacing w:val="0"/>
           <w:color w:val="FFFFFF"/>
         </w:rPr>
-        <w:t xml:space="preserve">6</w:t>
+        <w:t xml:space="preserve">7</w:t>
       </w:r>
       <w:r>
         <w:rPr>
@@ -953,7 +953,7 @@
           <w:spacing w:val="0"/>
           <w:color w:val="495467"/>
         </w:rPr>
-        <w:t xml:space="preserve">build 697f438226c6</w:t>
+        <w:t xml:space="preserve">build 06d70b3bd3df</w:t>
       </w:r>
     </w:p>
     <w:p>
@@ -1309,7 +1309,7 @@
           <w:spacing w:val="0"/>
           <w:color w:val="495467"/>
         </w:rPr>
-        <w:t xml:space="preserve">WAITING · 6 blokad</w:t>
+        <w:t xml:space="preserve">WAITING · 7 blokad</w:t>
       </w:r>
     </w:p>
     <w:p>
@@ -1615,6 +1615,69 @@
           <w:color w:val="495467"/>
         </w:rPr>
         <w:t xml:space="preserve">Brakuje 121 finalnych kwestii. 2 ma obecnie techniczny fallback.</w:t>
+      </w:r>
+      <w:r>
+        <w:rPr>
+          <w:rFonts w:ascii="Arial" w:hAnsi="Arial" w:cs="Arial"/>
+          <w:sz w:val="28"/>
+          <w:sz-cs w:val="28"/>
+          <w:spacing w:val="0"/>
+          <w:color w:val="10182D"/>
+        </w:rPr>
+        <w:t xml:space="preserve"/>
+      </w:r>
+    </w:p>
+    <w:p>
+      <w:pPr>
+        <w:ind w:left="720" w:first-line="-720"/>
+      </w:pPr>
+      <w:r>
+        <w:rPr>
+          <w:rFonts w:ascii="Arial" w:hAnsi="Arial" w:cs="Arial"/>
+          <w:sz w:val="28"/>
+          <w:sz-cs w:val="28"/>
+          <w:b/>
+          <w:color w:val="10182D"/>
+        </w:rPr>
+        <w:t xml:space="preserve"/>
+        <w:tab/>
+        <w:t xml:space="preserve">•</w:t>
+        <w:tab/>
+        <w:t xml:space="preserve"/>
+      </w:r>
+      <w:r>
+        <w:rPr>
+          <w:rFonts w:ascii="Arial" w:hAnsi="Arial" w:cs="Arial"/>
+          <w:sz w:val="28"/>
+          <w:sz-cs w:val="28"/>
+          <w:b/>
+          <w:spacing w:val="0"/>
+          <w:color w:val="10182D"/>
+        </w:rPr>
+        <w:t xml:space="preserve">Odśwież techniczny preflight wydania</w:t>
+      </w:r>
+      <w:r>
+        <w:rPr>
+          <w:rFonts w:ascii="Arial" w:hAnsi="Arial" w:cs="Arial"/>
+          <w:sz w:val="28"/>
+          <w:sz-cs w:val="28"/>
+          <w:b/>
+          <w:spacing w:val="0"/>
+          <w:color w:val="10182D"/>
+        </w:rPr>
+        <w:t xml:space="preserve"/>
+        <w:br/>
+        <w:t xml:space="preserve"/>
+      </w:r>
+      <w:r>
+        <w:rPr>
+          <w:rFonts w:ascii="Arial" w:hAnsi="Arial" w:cs="Arial"/>
+          <w:sz w:val="24"/>
+          <w:sz-cs w:val="24"/>
+          <w:spacing w:val="0"/>
+          <w:color w:val="495467"/>
+        </w:rPr>
+        <w:t xml:space="preserve">Techniczna bramka wydania nie przechodzi: native Release preflight: source fingerprint is stale.</w:t>
       </w:r>
       <w:r>
         <w:rPr>

--- a/downloads/nagranie-piotr-2026-06-15/kosmiczne-laboratorium-pakiet-nagranie-piotr-2026-06-15.docx
+++ b/downloads/nagranie-piotr-2026-06-15/kosmiczne-laboratorium-pakiet-nagranie-piotr-2026-06-15.docx
@@ -169,7 +169,7 @@
           <w:spacing w:val="0"/>
           <w:color w:val="FFFFFF"/>
         </w:rPr>
-        <w:t xml:space="preserve">7</w:t>
+        <w:t xml:space="preserve">6</w:t>
       </w:r>
       <w:r>
         <w:rPr>
@@ -1309,7 +1309,7 @@
           <w:spacing w:val="0"/>
           <w:color w:val="495467"/>
         </w:rPr>
-        <w:t xml:space="preserve">WAITING · 7 blokad</w:t>
+        <w:t xml:space="preserve">WAITING · 6 blokad</w:t>
       </w:r>
     </w:p>
     <w:p>
@@ -1615,69 +1615,6 @@
           <w:color w:val="495467"/>
         </w:rPr>
         <w:t xml:space="preserve">Brakuje 121 finalnych kwestii. 2 ma obecnie techniczny fallback.</w:t>
-      </w:r>
-      <w:r>
-        <w:rPr>
-          <w:rFonts w:ascii="Arial" w:hAnsi="Arial" w:cs="Arial"/>
-          <w:sz w:val="28"/>
-          <w:sz-cs w:val="28"/>
-          <w:spacing w:val="0"/>
-          <w:color w:val="10182D"/>
-        </w:rPr>
-        <w:t xml:space="preserve"/>
-      </w:r>
-    </w:p>
-    <w:p>
-      <w:pPr>
-        <w:ind w:left="720" w:first-line="-720"/>
-      </w:pPr>
-      <w:r>
-        <w:rPr>
-          <w:rFonts w:ascii="Arial" w:hAnsi="Arial" w:cs="Arial"/>
-          <w:sz w:val="28"/>
-          <w:sz-cs w:val="28"/>
-          <w:b/>
-          <w:color w:val="10182D"/>
-        </w:rPr>
-        <w:t xml:space="preserve"/>
-        <w:tab/>
-        <w:t xml:space="preserve">•</w:t>
-        <w:tab/>
-        <w:t xml:space="preserve"/>
-      </w:r>
-      <w:r>
-        <w:rPr>
-          <w:rFonts w:ascii="Arial" w:hAnsi="Arial" w:cs="Arial"/>
-          <w:sz w:val="28"/>
-          <w:sz-cs w:val="28"/>
-          <w:b/>
-          <w:spacing w:val="0"/>
-          <w:color w:val="10182D"/>
-        </w:rPr>
-        <w:t xml:space="preserve">Odśwież techniczny preflight wydania</w:t>
-      </w:r>
-      <w:r>
-        <w:rPr>
-          <w:rFonts w:ascii="Arial" w:hAnsi="Arial" w:cs="Arial"/>
-          <w:sz w:val="28"/>
-          <w:sz-cs w:val="28"/>
-          <w:b/>
-          <w:spacing w:val="0"/>
-          <w:color w:val="10182D"/>
-        </w:rPr>
-        <w:t xml:space="preserve"/>
-        <w:br/>
-        <w:t xml:space="preserve"/>
-      </w:r>
-      <w:r>
-        <w:rPr>
-          <w:rFonts w:ascii="Arial" w:hAnsi="Arial" w:cs="Arial"/>
-          <w:sz w:val="24"/>
-          <w:sz-cs w:val="24"/>
-          <w:spacing w:val="0"/>
-          <w:color w:val="495467"/>
-        </w:rPr>
-        <w:t xml:space="preserve">Techniczna bramka wydania nie przechodzi: native Release preflight: source fingerprint is stale.</w:t>
       </w:r>
       <w:r>
         <w:rPr>

--- a/downloads/nagranie-piotr-2026-06-15/kosmiczne-laboratorium-pakiet-nagranie-piotr-2026-06-15.docx
+++ b/downloads/nagranie-piotr-2026-06-15/kosmiczne-laboratorium-pakiet-nagranie-piotr-2026-06-15.docx
@@ -953,7 +953,7 @@
           <w:spacing w:val="0"/>
           <w:color w:val="495467"/>
         </w:rPr>
-        <w:t xml:space="preserve">build 06d70b3bd3df</w:t>
+        <w:t xml:space="preserve">build be3a0cd56b3d</w:t>
       </w:r>
     </w:p>
     <w:p>

--- a/downloads/nagranie-piotr-2026-06-15/kosmiczne-laboratorium-pakiet-nagranie-piotr-2026-06-15.docx
+++ b/downloads/nagranie-piotr-2026-06-15/kosmiczne-laboratorium-pakiet-nagranie-piotr-2026-06-15.docx
@@ -791,21 +791,32 @@
           <w:spacing w:val="0"/>
           <w:color w:val="495467"/>
         </w:rPr>
-        <w:t xml:space="preserve">PDF z linkami, scenariusz Piotra, karta sesji, zgoda, manifest i sumy SHA-256</w:t>
-      </w:r>
-      <w:r>
-        <w:rPr>
-          <w:rFonts w:ascii="Arial" w:hAnsi="Arial" w:cs="Arial"/>
-          <w:sz w:val="22"/>
-          <w:sz-cs w:val="22"/>
-          <w:spacing w:val="0"/>
-          <w:color w:val="495467"/>
-        </w:rPr>
-        <w:t xml:space="preserve"/>
-      </w:r>
-    </w:p>
-    <w:p>
-      <w:pPr/>
+        <w:t xml:space="preserve">Strona startowa, PDF z linkami, scenariusz Piotra, karta sesji, zgoda, manifest i sumy SHA-256</w:t>
+      </w:r>
+      <w:r>
+        <w:rPr>
+          <w:rFonts w:ascii="Arial" w:hAnsi="Arial" w:cs="Arial"/>
+          <w:sz w:val="22"/>
+          <w:sz-cs w:val="22"/>
+          <w:spacing w:val="0"/>
+          <w:color w:val="495467"/>
+        </w:rPr>
+        <w:t xml:space="preserve"/>
+      </w:r>
+    </w:p>
+    <w:p>
+      <w:pPr/>
+      <w:r>
+        <w:rPr>
+          <w:rFonts w:ascii="Arial" w:hAnsi="Arial" w:cs="Arial"/>
+          <w:sz w:val="20"/>
+          <w:sz-cs w:val="20"/>
+          <w:b/>
+          <w:spacing w:val="0"/>
+          <w:color w:val="FFFFFF"/>
+        </w:rPr>
+        <w:t xml:space="preserve">ZACZNIJ TUTAJ</w:t>
+      </w:r>
       <w:r>
         <w:rPr>
           <w:rFonts w:ascii="Arial" w:hAnsi="Arial" w:cs="Arial"/>
@@ -953,7 +964,7 @@
           <w:spacing w:val="0"/>
           <w:color w:val="495467"/>
         </w:rPr>
-        <w:t xml:space="preserve">build be3a0cd56b3d</w:t>
+        <w:t xml:space="preserve">build 49a9adf80572</w:t>
       </w:r>
     </w:p>
     <w:p>

--- a/downloads/nagranie-piotr-2026-06-15/kosmiczne-laboratorium-pakiet-nagranie-piotr-2026-06-15.docx
+++ b/downloads/nagranie-piotr-2026-06-15/kosmiczne-laboratorium-pakiet-nagranie-piotr-2026-06-15.docx
@@ -964,7 +964,7 @@
           <w:spacing w:val="0"/>
           <w:color w:val="495467"/>
         </w:rPr>
-        <w:t xml:space="preserve">build 49a9adf80572</w:t>
+        <w:t xml:space="preserve">build fe42433fe9c9</w:t>
       </w:r>
     </w:p>
     <w:p>

--- a/downloads/nagranie-piotr-2026-06-15/kosmiczne-laboratorium-pakiet-nagranie-piotr-2026-06-15.docx
+++ b/downloads/nagranie-piotr-2026-06-15/kosmiczne-laboratorium-pakiet-nagranie-piotr-2026-06-15.docx
@@ -121,7 +121,7 @@
           <w:spacing w:val="0"/>
           <w:color w:val="FFFFFF"/>
         </w:rPr>
-        <w:t xml:space="preserve">3:26</w:t>
+        <w:t xml:space="preserve">3:25</w:t>
       </w:r>
       <w:r>
         <w:rPr>
@@ -241,7 +241,7 @@
           <w:spacing w:val="0"/>
           <w:color w:val="3A0F0E"/>
         </w:rPr>
-        <w:t xml:space="preserve">Aktualny status: DRAFT / UNLOCKED · 2b1fe0fd882ab774. Materiały są kompletne i związane z tym kandydatem, ale finalnego nagrania nie należy rozpoczynać przed zatwierdzeniem dokładnie tej rewizji.</w:t>
+        <w:t xml:space="preserve">Aktualny status: DRAFT / UNLOCKED · d4e3485822e7e877. Materiały są kompletne i związane z tym kandydatem, ale finalnego nagrania nie należy rozpoczynać przed zatwierdzeniem dokładnie tej rewizji.</w:t>
       </w:r>
     </w:p>
     <w:p>
@@ -363,7 +363,7 @@
           <w:spacing w:val="0"/>
           <w:color w:val="09132A"/>
         </w:rPr>
-        <w:t xml:space="preserve">3:26</w:t>
+        <w:t xml:space="preserve">3:25</w:t>
       </w:r>
       <w:r>
         <w:rPr>
@@ -531,7 +531,7 @@
           <w:spacing w:val="0"/>
           <w:color w:val="495467"/>
         </w:rPr>
-        <w:t xml:space="preserve">17 kwestii · około 3:26 czystego audio · aktualny kandydat 2b1fe0fd882ab774</w:t>
+        <w:t xml:space="preserve">17 kwestii · około 3:25 czystego audio · aktualny kandydat d4e3485822e7e877</w:t>
       </w:r>
       <w:r>
         <w:rPr>
@@ -964,7 +964,7 @@
           <w:spacing w:val="0"/>
           <w:color w:val="495467"/>
         </w:rPr>
-        <w:t xml:space="preserve">build fe42433fe9c9</w:t>
+        <w:t xml:space="preserve">build fff588e4d7ce</w:t>
       </w:r>
     </w:p>
     <w:p>
@@ -1602,7 +1602,7 @@
           <w:spacing w:val="0"/>
           <w:color w:val="10182D"/>
         </w:rPr>
-        <w:t xml:space="preserve">Dograj komplet Piotra i Tomka</w:t>
+        <w:t xml:space="preserve">Odśwież techniczny preflight wydania</w:t>
       </w:r>
       <w:r>
         <w:rPr>
@@ -1625,7 +1625,7 @@
           <w:spacing w:val="0"/>
           <w:color w:val="495467"/>
         </w:rPr>
-        <w:t xml:space="preserve">Brakuje 121 finalnych kwestii. 2 ma obecnie techniczny fallback.</w:t>
+        <w:t xml:space="preserve">Techniczna bramka wydania nie przechodzi: native Release preflight: source fingerprint is stale.</w:t>
       </w:r>
       <w:r>
         <w:rPr>

--- a/downloads/nagranie-piotr-2026-06-15/kosmiczne-laboratorium-pakiet-nagranie-piotr-2026-06-15.docx
+++ b/downloads/nagranie-piotr-2026-06-15/kosmiczne-laboratorium-pakiet-nagranie-piotr-2026-06-15.docx
@@ -964,7 +964,7 @@
           <w:spacing w:val="0"/>
           <w:color w:val="495467"/>
         </w:rPr>
-        <w:t xml:space="preserve">build fff588e4d7ce</w:t>
+        <w:t xml:space="preserve">build 07562bc24984</w:t>
       </w:r>
     </w:p>
     <w:p>

--- a/downloads/nagranie-piotr-2026-06-15/kosmiczne-laboratorium-pakiet-nagranie-piotr-2026-06-15.docx
+++ b/downloads/nagranie-piotr-2026-06-15/kosmiczne-laboratorium-pakiet-nagranie-piotr-2026-06-15.docx
@@ -964,7 +964,7 @@
           <w:spacing w:val="0"/>
           <w:color w:val="495467"/>
         </w:rPr>
-        <w:t xml:space="preserve">build 07562bc24984</w:t>
+        <w:t xml:space="preserve">build 2f042bc55e5b</w:t>
       </w:r>
     </w:p>
     <w:p>

--- a/downloads/nagranie-piotr-2026-06-15/kosmiczne-laboratorium-pakiet-nagranie-piotr-2026-06-15.docx
+++ b/downloads/nagranie-piotr-2026-06-15/kosmiczne-laboratorium-pakiet-nagranie-piotr-2026-06-15.docx
@@ -964,7 +964,7 @@
           <w:spacing w:val="0"/>
           <w:color w:val="495467"/>
         </w:rPr>
-        <w:t xml:space="preserve">build 2f042bc55e5b</w:t>
+        <w:t xml:space="preserve">build 39766d7373d8</w:t>
       </w:r>
     </w:p>
     <w:p>

--- a/downloads/nagranie-piotr-2026-06-15/kosmiczne-laboratorium-pakiet-nagranie-piotr-2026-06-15.docx
+++ b/downloads/nagranie-piotr-2026-06-15/kosmiczne-laboratorium-pakiet-nagranie-piotr-2026-06-15.docx
@@ -964,7 +964,7 @@
           <w:spacing w:val="0"/>
           <w:color w:val="495467"/>
         </w:rPr>
-        <w:t xml:space="preserve">build 39766d7373d8</w:t>
+        <w:t xml:space="preserve">build 23270837b43b</w:t>
       </w:r>
     </w:p>
     <w:p>

--- a/downloads/nagranie-piotr-2026-06-15/kosmiczne-laboratorium-pakiet-nagranie-piotr-2026-06-15.docx
+++ b/downloads/nagranie-piotr-2026-06-15/kosmiczne-laboratorium-pakiet-nagranie-piotr-2026-06-15.docx
@@ -964,7 +964,7 @@
           <w:spacing w:val="0"/>
           <w:color w:val="495467"/>
         </w:rPr>
-        <w:t xml:space="preserve">build 23270837b43b</w:t>
+        <w:t xml:space="preserve">build a73e1e726ff9</w:t>
       </w:r>
     </w:p>
     <w:p>

--- a/downloads/nagranie-piotr-2026-06-15/kosmiczne-laboratorium-pakiet-nagranie-piotr-2026-06-15.docx
+++ b/downloads/nagranie-piotr-2026-06-15/kosmiczne-laboratorium-pakiet-nagranie-piotr-2026-06-15.docx
@@ -964,7 +964,7 @@
           <w:spacing w:val="0"/>
           <w:color w:val="495467"/>
         </w:rPr>
-        <w:t xml:space="preserve">build a73e1e726ff9</w:t>
+        <w:t xml:space="preserve">build 1095f8af7e5d</w:t>
       </w:r>
     </w:p>
     <w:p>

--- a/downloads/nagranie-piotr-2026-06-15/kosmiczne-laboratorium-pakiet-nagranie-piotr-2026-06-15.docx
+++ b/downloads/nagranie-piotr-2026-06-15/kosmiczne-laboratorium-pakiet-nagranie-piotr-2026-06-15.docx
@@ -964,7 +964,7 @@
           <w:spacing w:val="0"/>
           <w:color w:val="495467"/>
         </w:rPr>
-        <w:t xml:space="preserve">build 1095f8af7e5d</w:t>
+        <w:t xml:space="preserve">build 5825b27de349</w:t>
       </w:r>
     </w:p>
     <w:p>

--- a/downloads/nagranie-piotr-2026-06-15/kosmiczne-laboratorium-pakiet-nagranie-piotr-2026-06-15.docx
+++ b/downloads/nagranie-piotr-2026-06-15/kosmiczne-laboratorium-pakiet-nagranie-piotr-2026-06-15.docx
@@ -169,7 +169,7 @@
           <w:spacing w:val="0"/>
           <w:color w:val="FFFFFF"/>
         </w:rPr>
-        <w:t xml:space="preserve">6</w:t>
+        <w:t xml:space="preserve">2</w:t>
       </w:r>
       <w:r>
         <w:rPr>
@@ -217,7 +217,7 @@
           <w:spacing w:val="0"/>
           <w:color w:val="3A0F0E"/>
         </w:rPr>
-        <w:t xml:space="preserve">Najważniejsza decyzja przed nagraniem: scenariusz nadal nie ma LOCK.</w:t>
+        <w:t xml:space="preserve">Scenariusz ma LOCK i pakiet jest gotowy do nagrania.</w:t>
       </w:r>
       <w:r>
         <w:rPr>
@@ -241,7 +241,7 @@
           <w:spacing w:val="0"/>
           <w:color w:val="3A0F0E"/>
         </w:rPr>
-        <w:t xml:space="preserve">Aktualny status: DRAFT / UNLOCKED · d4e3485822e7e877. Materiały są kompletne i związane z tym kandydatem, ale finalnego nagrania nie należy rozpoczynać przed zatwierdzeniem dokładnie tej rewizji.</w:t>
+        <w:t xml:space="preserve">Aktualny status: LOCK · d4e3485822e7e877. Materiały są kompletne i związane z zatwierdzonym kandydatem. Nagrywaj wyłącznie tę rewizję.</w:t>
       </w:r>
     </w:p>
     <w:p>
@@ -964,7 +964,7 @@
           <w:spacing w:val="0"/>
           <w:color w:val="495467"/>
         </w:rPr>
-        <w:t xml:space="preserve">build 5825b27de349</w:t>
+        <w:t xml:space="preserve">build b50210e906e7</w:t>
       </w:r>
     </w:p>
     <w:p>
@@ -1320,259 +1320,7 @@
           <w:spacing w:val="0"/>
           <w:color w:val="495467"/>
         </w:rPr>
-        <w:t xml:space="preserve">WAITING · 6 blokad</w:t>
-      </w:r>
-    </w:p>
-    <w:p>
-      <w:pPr>
-        <w:ind w:left="720" w:first-line="-720"/>
-      </w:pPr>
-      <w:r>
-        <w:rPr>
-          <w:rFonts w:ascii="Arial" w:hAnsi="Arial" w:cs="Arial"/>
-          <w:sz w:val="28"/>
-          <w:sz-cs w:val="28"/>
-          <w:b/>
-          <w:color w:val="10182D"/>
-        </w:rPr>
-        <w:t xml:space="preserve"/>
-        <w:tab/>
-        <w:t xml:space="preserve">•</w:t>
-        <w:tab/>
-        <w:t xml:space="preserve"/>
-      </w:r>
-      <w:r>
-        <w:rPr>
-          <w:rFonts w:ascii="Arial" w:hAnsi="Arial" w:cs="Arial"/>
-          <w:sz w:val="28"/>
-          <w:sz-cs w:val="28"/>
-          <w:b/>
-          <w:spacing w:val="0"/>
-          <w:color w:val="10182D"/>
-        </w:rPr>
-        <w:t xml:space="preserve">Zatwierdź metadane App Store</w:t>
-      </w:r>
-      <w:r>
-        <w:rPr>
-          <w:rFonts w:ascii="Arial" w:hAnsi="Arial" w:cs="Arial"/>
-          <w:sz w:val="28"/>
-          <w:sz-cs w:val="28"/>
-          <w:b/>
-          <w:spacing w:val="0"/>
-          <w:color w:val="10182D"/>
-        </w:rPr>
-        <w:t xml:space="preserve"/>
-        <w:br/>
-        <w:t xml:space="preserve"/>
-      </w:r>
-      <w:r>
-        <w:rPr>
-          <w:rFonts w:ascii="Arial" w:hAnsi="Arial" w:cs="Arial"/>
-          <w:sz w:val="24"/>
-          <w:sz-cs w:val="24"/>
-          <w:spacing w:val="0"/>
-          <w:color w:val="495467"/>
-        </w:rPr>
-        <w:t xml:space="preserve">Nazwa, opis, słowa kluczowe i dane wsparcia są kompletne, ale pakiet nadal ma status DRAFT.</w:t>
-      </w:r>
-      <w:r>
-        <w:rPr>
-          <w:rFonts w:ascii="Arial" w:hAnsi="Arial" w:cs="Arial"/>
-          <w:sz w:val="28"/>
-          <w:sz-cs w:val="28"/>
-          <w:spacing w:val="0"/>
-          <w:color w:val="10182D"/>
-        </w:rPr>
-        <w:t xml:space="preserve"/>
-      </w:r>
-    </w:p>
-    <w:p>
-      <w:pPr>
-        <w:ind w:left="720" w:first-line="-720"/>
-      </w:pPr>
-      <w:r>
-        <w:rPr>
-          <w:rFonts w:ascii="Arial" w:hAnsi="Arial" w:cs="Arial"/>
-          <w:sz w:val="28"/>
-          <w:sz-cs w:val="28"/>
-          <w:b/>
-          <w:color w:val="10182D"/>
-        </w:rPr>
-        <w:t xml:space="preserve"/>
-        <w:tab/>
-        <w:t xml:space="preserve">•</w:t>
-        <w:tab/>
-        <w:t xml:space="preserve"/>
-      </w:r>
-      <w:r>
-        <w:rPr>
-          <w:rFonts w:ascii="Arial" w:hAnsi="Arial" w:cs="Arial"/>
-          <w:sz w:val="28"/>
-          <w:sz-cs w:val="28"/>
-          <w:b/>
-          <w:spacing w:val="0"/>
-          <w:color w:val="10182D"/>
-        </w:rPr>
-        <w:t xml:space="preserve">Podejmij decyzję Made for Kids</w:t>
-      </w:r>
-      <w:r>
-        <w:rPr>
-          <w:rFonts w:ascii="Arial" w:hAnsi="Arial" w:cs="Arial"/>
-          <w:sz w:val="28"/>
-          <w:sz-cs w:val="28"/>
-          <w:b/>
-          <w:spacing w:val="0"/>
-          <w:color w:val="10182D"/>
-        </w:rPr>
-        <w:t xml:space="preserve"/>
-        <w:br/>
-        <w:t xml:space="preserve"/>
-      </w:r>
-      <w:r>
-        <w:rPr>
-          <w:rFonts w:ascii="Arial" w:hAnsi="Arial" w:cs="Arial"/>
-          <w:sz w:val="24"/>
-          <w:sz-cs w:val="24"/>
-          <w:spacing w:val="0"/>
-          <w:color w:val="495467"/>
-        </w:rPr>
-        <w:t xml:space="preserve">Apple traktuje tę decyzję jako trwałą po zatwierdzeniu. Rekomendowany przedział projektu to 6–8 lat.</w:t>
-      </w:r>
-      <w:r>
-        <w:rPr>
-          <w:rFonts w:ascii="Arial" w:hAnsi="Arial" w:cs="Arial"/>
-          <w:sz w:val="28"/>
-          <w:sz-cs w:val="28"/>
-          <w:spacing w:val="0"/>
-          <w:color w:val="10182D"/>
-        </w:rPr>
-        <w:t xml:space="preserve"/>
-      </w:r>
-    </w:p>
-    <w:p>
-      <w:pPr>
-        <w:ind w:left="720" w:first-line="-720"/>
-      </w:pPr>
-      <w:r>
-        <w:rPr>
-          <w:rFonts w:ascii="Arial" w:hAnsi="Arial" w:cs="Arial"/>
-          <w:sz w:val="28"/>
-          <w:sz-cs w:val="28"/>
-          <w:b/>
-          <w:color w:val="10182D"/>
-        </w:rPr>
-        <w:t xml:space="preserve"/>
-        <w:tab/>
-        <w:t xml:space="preserve">•</w:t>
-        <w:tab/>
-        <w:t xml:space="preserve"/>
-      </w:r>
-      <w:r>
-        <w:rPr>
-          <w:rFonts w:ascii="Arial" w:hAnsi="Arial" w:cs="Arial"/>
-          <w:sz w:val="28"/>
-          <w:sz-cs w:val="28"/>
-          <w:b/>
-          <w:spacing w:val="0"/>
-          <w:color w:val="10182D"/>
-        </w:rPr>
-        <w:t xml:space="preserve">Zatwierdź scenariusz dwóch głosów</w:t>
-      </w:r>
-      <w:r>
-        <w:rPr>
-          <w:rFonts w:ascii="Arial" w:hAnsi="Arial" w:cs="Arial"/>
-          <w:sz w:val="28"/>
-          <w:sz-cs w:val="28"/>
-          <w:b/>
-          <w:spacing w:val="0"/>
-          <w:color w:val="10182D"/>
-        </w:rPr>
-        <w:t xml:space="preserve"/>
-        <w:br/>
-        <w:t xml:space="preserve"/>
-      </w:r>
-      <w:r>
-        <w:rPr>
-          <w:rFonts w:ascii="Arial" w:hAnsi="Arial" w:cs="Arial"/>
-          <w:sz w:val="24"/>
-          <w:sz-cs w:val="24"/>
-          <w:spacing w:val="0"/>
-          <w:color w:val="495467"/>
-        </w:rPr>
-        <w:t xml:space="preserve">Wszystkie 13 sekcji i akceptacja całego tekstu muszą zostać zatwierdzone przed generowaniem lub studiem.</w:t>
-      </w:r>
-      <w:r>
-        <w:rPr>
-          <w:rFonts w:ascii="Arial" w:hAnsi="Arial" w:cs="Arial"/>
-          <w:sz w:val="28"/>
-          <w:sz-cs w:val="28"/>
-          <w:spacing w:val="0"/>
-          <w:color w:val="10182D"/>
-        </w:rPr>
-        <w:t xml:space="preserve"/>
-      </w:r>
-    </w:p>
-    <w:p>
-      <w:pPr>
-        <w:ind w:left="720" w:first-line="-720"/>
-      </w:pPr>
-      <w:r>
-        <w:rPr>
-          <w:rFonts w:ascii="Arial" w:hAnsi="Arial" w:cs="Arial"/>
-          <w:sz w:val="28"/>
-          <w:sz-cs w:val="28"/>
-          <w:b/>
-          <w:color w:val="10182D"/>
-        </w:rPr>
-        <w:t xml:space="preserve"/>
-        <w:tab/>
-        <w:t xml:space="preserve">•</w:t>
-        <w:tab/>
-        <w:t xml:space="preserve"/>
-      </w:r>
-      <w:r>
-        <w:rPr>
-          <w:rFonts w:ascii="Arial" w:hAnsi="Arial" w:cs="Arial"/>
-          <w:sz w:val="28"/>
-          <w:sz-cs w:val="28"/>
-          <w:b/>
-          <w:spacing w:val="0"/>
-          <w:color w:val="10182D"/>
-        </w:rPr>
-        <w:t xml:space="preserve">Zatwierdź plansze przejściowe Piotra i Tomka</w:t>
-      </w:r>
-      <w:r>
-        <w:rPr>
-          <w:rFonts w:ascii="Arial" w:hAnsi="Arial" w:cs="Arial"/>
-          <w:sz w:val="28"/>
-          <w:sz-cs w:val="28"/>
-          <w:b/>
-          <w:spacing w:val="0"/>
-          <w:color w:val="10182D"/>
-        </w:rPr>
-        <w:t xml:space="preserve"/>
-        <w:br/>
-        <w:t xml:space="preserve"/>
-      </w:r>
-      <w:r>
-        <w:rPr>
-          <w:rFonts w:ascii="Arial" w:hAnsi="Arial" w:cs="Arial"/>
-          <w:sz w:val="24"/>
-          <w:sz-cs w:val="24"/>
-          <w:spacing w:val="0"/>
-          <w:color w:val="495467"/>
-        </w:rPr>
-        <w:t xml:space="preserve">Aktualny zestaw 12 plansz, 9 przekazań narratorów, kadrów, CSS i ilustracji wymaga osobnej akceptacji właściciela.</w:t>
-      </w:r>
-      <w:r>
-        <w:rPr>
-          <w:rFonts w:ascii="Arial" w:hAnsi="Arial" w:cs="Arial"/>
-          <w:sz w:val="28"/>
-          <w:sz-cs w:val="28"/>
-          <w:spacing w:val="0"/>
-          <w:color w:val="10182D"/>
-        </w:rPr>
-        <w:t xml:space="preserve"/>
+        <w:t xml:space="preserve">WAITING · 2 blokad</w:t>
       </w:r>
     </w:p>
     <w:p>

--- a/downloads/nagranie-piotr-2026-06-15/kosmiczne-laboratorium-pakiet-nagranie-piotr-2026-06-15.docx
+++ b/downloads/nagranie-piotr-2026-06-15/kosmiczne-laboratorium-pakiet-nagranie-piotr-2026-06-15.docx
@@ -964,7 +964,7 @@
           <w:spacing w:val="0"/>
           <w:color w:val="495467"/>
         </w:rPr>
-        <w:t xml:space="preserve">build b50210e906e7</w:t>
+        <w:t xml:space="preserve">build 66fa3aed326b</w:t>
       </w:r>
     </w:p>
     <w:p>

--- a/downloads/nagranie-piotr-2026-06-15/kosmiczne-laboratorium-pakiet-nagranie-piotr-2026-06-15.docx
+++ b/downloads/nagranie-piotr-2026-06-15/kosmiczne-laboratorium-pakiet-nagranie-piotr-2026-06-15.docx
@@ -964,7 +964,7 @@
           <w:spacing w:val="0"/>
           <w:color w:val="495467"/>
         </w:rPr>
-        <w:t xml:space="preserve">build 66fa3aed326b</w:t>
+        <w:t xml:space="preserve">build 5785d8e8f0a2</w:t>
       </w:r>
     </w:p>
     <w:p>

--- a/downloads/nagranie-piotr-2026-06-15/kosmiczne-laboratorium-pakiet-nagranie-piotr-2026-06-15.docx
+++ b/downloads/nagranie-piotr-2026-06-15/kosmiczne-laboratorium-pakiet-nagranie-piotr-2026-06-15.docx
@@ -169,7 +169,7 @@
           <w:spacing w:val="0"/>
           <w:color w:val="FFFFFF"/>
         </w:rPr>
-        <w:t xml:space="preserve">2</w:t>
+        <w:t xml:space="preserve">1</w:t>
       </w:r>
       <w:r>
         <w:rPr>
@@ -1320,70 +1320,7 @@
           <w:spacing w:val="0"/>
           <w:color w:val="495467"/>
         </w:rPr>
-        <w:t xml:space="preserve">WAITING · 2 blokad</w:t>
-      </w:r>
-    </w:p>
-    <w:p>
-      <w:pPr>
-        <w:ind w:left="720" w:first-line="-720"/>
-      </w:pPr>
-      <w:r>
-        <w:rPr>
-          <w:rFonts w:ascii="Arial" w:hAnsi="Arial" w:cs="Arial"/>
-          <w:sz w:val="28"/>
-          <w:sz-cs w:val="28"/>
-          <w:b/>
-          <w:color w:val="10182D"/>
-        </w:rPr>
-        <w:t xml:space="preserve"/>
-        <w:tab/>
-        <w:t xml:space="preserve">•</w:t>
-        <w:tab/>
-        <w:t xml:space="preserve"/>
-      </w:r>
-      <w:r>
-        <w:rPr>
-          <w:rFonts w:ascii="Arial" w:hAnsi="Arial" w:cs="Arial"/>
-          <w:sz w:val="28"/>
-          <w:sz-cs w:val="28"/>
-          <w:b/>
-          <w:spacing w:val="0"/>
-          <w:color w:val="10182D"/>
-        </w:rPr>
-        <w:t xml:space="preserve">Odśwież techniczny preflight wydania</w:t>
-      </w:r>
-      <w:r>
-        <w:rPr>
-          <w:rFonts w:ascii="Arial" w:hAnsi="Arial" w:cs="Arial"/>
-          <w:sz w:val="28"/>
-          <w:sz-cs w:val="28"/>
-          <w:b/>
-          <w:spacing w:val="0"/>
-          <w:color w:val="10182D"/>
-        </w:rPr>
-        <w:t xml:space="preserve"/>
-        <w:br/>
-        <w:t xml:space="preserve"/>
-      </w:r>
-      <w:r>
-        <w:rPr>
-          <w:rFonts w:ascii="Arial" w:hAnsi="Arial" w:cs="Arial"/>
-          <w:sz w:val="24"/>
-          <w:sz-cs w:val="24"/>
-          <w:spacing w:val="0"/>
-          <w:color w:val="495467"/>
-        </w:rPr>
-        <w:t xml:space="preserve">Techniczna bramka wydania nie przechodzi: native Release preflight: source fingerprint is stale.</w:t>
-      </w:r>
-      <w:r>
-        <w:rPr>
-          <w:rFonts w:ascii="Arial" w:hAnsi="Arial" w:cs="Arial"/>
-          <w:sz w:val="28"/>
-          <w:sz-cs w:val="28"/>
-          <w:spacing w:val="0"/>
-          <w:color w:val="10182D"/>
-        </w:rPr>
-        <w:t xml:space="preserve"/>
+        <w:t xml:space="preserve">WAITING · 1 blokad</w:t>
       </w:r>
     </w:p>
     <w:p>

--- a/downloads/nagranie-piotr-2026-06-15/kosmiczne-laboratorium-pakiet-nagranie-piotr-2026-06-15.docx
+++ b/downloads/nagranie-piotr-2026-06-15/kosmiczne-laboratorium-pakiet-nagranie-piotr-2026-06-15.docx
@@ -169,7 +169,7 @@
           <w:spacing w:val="0"/>
           <w:color w:val="FFFFFF"/>
         </w:rPr>
-        <w:t xml:space="preserve">1</w:t>
+        <w:t xml:space="preserve">2</w:t>
       </w:r>
       <w:r>
         <w:rPr>
@@ -964,7 +964,7 @@
           <w:spacing w:val="0"/>
           <w:color w:val="495467"/>
         </w:rPr>
-        <w:t xml:space="preserve">build 5785d8e8f0a2</w:t>
+        <w:t xml:space="preserve">build 63a22cd44940</w:t>
       </w:r>
     </w:p>
     <w:p>
@@ -1320,7 +1320,70 @@
           <w:spacing w:val="0"/>
           <w:color w:val="495467"/>
         </w:rPr>
-        <w:t xml:space="preserve">WAITING · 1 blokad</w:t>
+        <w:t xml:space="preserve">WAITING · 2 blokad</w:t>
+      </w:r>
+    </w:p>
+    <w:p>
+      <w:pPr>
+        <w:ind w:left="720" w:first-line="-720"/>
+      </w:pPr>
+      <w:r>
+        <w:rPr>
+          <w:rFonts w:ascii="Arial" w:hAnsi="Arial" w:cs="Arial"/>
+          <w:sz w:val="28"/>
+          <w:sz-cs w:val="28"/>
+          <w:b/>
+          <w:color w:val="10182D"/>
+        </w:rPr>
+        <w:t xml:space="preserve"/>
+        <w:tab/>
+        <w:t xml:space="preserve">•</w:t>
+        <w:tab/>
+        <w:t xml:space="preserve"/>
+      </w:r>
+      <w:r>
+        <w:rPr>
+          <w:rFonts w:ascii="Arial" w:hAnsi="Arial" w:cs="Arial"/>
+          <w:sz w:val="28"/>
+          <w:sz-cs w:val="28"/>
+          <w:b/>
+          <w:spacing w:val="0"/>
+          <w:color w:val="10182D"/>
+        </w:rPr>
+        <w:t xml:space="preserve">Odśwież techniczny preflight wydania</w:t>
+      </w:r>
+      <w:r>
+        <w:rPr>
+          <w:rFonts w:ascii="Arial" w:hAnsi="Arial" w:cs="Arial"/>
+          <w:sz w:val="28"/>
+          <w:sz-cs w:val="28"/>
+          <w:b/>
+          <w:spacing w:val="0"/>
+          <w:color w:val="10182D"/>
+        </w:rPr>
+        <w:t xml:space="preserve"/>
+        <w:br/>
+        <w:t xml:space="preserve"/>
+      </w:r>
+      <w:r>
+        <w:rPr>
+          <w:rFonts w:ascii="Arial" w:hAnsi="Arial" w:cs="Arial"/>
+          <w:sz w:val="24"/>
+          <w:sz-cs w:val="24"/>
+          <w:spacing w:val="0"/>
+          <w:color w:val="495467"/>
+        </w:rPr>
+        <w:t xml:space="preserve">Techniczna bramka wydania nie przechodzi: native Release preflight: source fingerprint is stale.</w:t>
+      </w:r>
+      <w:r>
+        <w:rPr>
+          <w:rFonts w:ascii="Arial" w:hAnsi="Arial" w:cs="Arial"/>
+          <w:sz w:val="28"/>
+          <w:sz-cs w:val="28"/>
+          <w:spacing w:val="0"/>
+          <w:color w:val="10182D"/>
+        </w:rPr>
+        <w:t xml:space="preserve"/>
       </w:r>
     </w:p>
     <w:p>

--- a/downloads/nagranie-piotr-2026-06-15/kosmiczne-laboratorium-pakiet-nagranie-piotr-2026-06-15.docx
+++ b/downloads/nagranie-piotr-2026-06-15/kosmiczne-laboratorium-pakiet-nagranie-piotr-2026-06-15.docx
@@ -964,7 +964,7 @@
           <w:spacing w:val="0"/>
           <w:color w:val="495467"/>
         </w:rPr>
-        <w:t xml:space="preserve">build 63a22cd44940</w:t>
+        <w:t xml:space="preserve">build 335e83a732c7</w:t>
       </w:r>
     </w:p>
     <w:p>

--- a/downloads/nagranie-piotr-2026-06-15/kosmiczne-laboratorium-pakiet-nagranie-piotr-2026-06-15.docx
+++ b/downloads/nagranie-piotr-2026-06-15/kosmiczne-laboratorium-pakiet-nagranie-piotr-2026-06-15.docx
@@ -964,7 +964,7 @@
           <w:spacing w:val="0"/>
           <w:color w:val="495467"/>
         </w:rPr>
-        <w:t xml:space="preserve">build 335e83a732c7</w:t>
+        <w:t xml:space="preserve">build 7cbf090b9545</w:t>
       </w:r>
     </w:p>
     <w:p>

--- a/downloads/nagranie-piotr-2026-06-15/kosmiczne-laboratorium-pakiet-nagranie-piotr-2026-06-15.docx
+++ b/downloads/nagranie-piotr-2026-06-15/kosmiczne-laboratorium-pakiet-nagranie-piotr-2026-06-15.docx
@@ -964,7 +964,7 @@
           <w:spacing w:val="0"/>
           <w:color w:val="495467"/>
         </w:rPr>
-        <w:t xml:space="preserve">build 7cbf090b9545</w:t>
+        <w:t xml:space="preserve">build 3ad6a4efd93a</w:t>
       </w:r>
     </w:p>
     <w:p>

--- a/downloads/nagranie-piotr-2026-06-15/kosmiczne-laboratorium-pakiet-nagranie-piotr-2026-06-15.docx
+++ b/downloads/nagranie-piotr-2026-06-15/kosmiczne-laboratorium-pakiet-nagranie-piotr-2026-06-15.docx
@@ -964,7 +964,7 @@
           <w:spacing w:val="0"/>
           <w:color w:val="495467"/>
         </w:rPr>
-        <w:t xml:space="preserve">build 3ad6a4efd93a</w:t>
+        <w:t xml:space="preserve">build 6f72e0fa9a6b</w:t>
       </w:r>
     </w:p>
     <w:p>

--- a/downloads/nagranie-piotr-2026-06-15/kosmiczne-laboratorium-pakiet-nagranie-piotr-2026-06-15.docx
+++ b/downloads/nagranie-piotr-2026-06-15/kosmiczne-laboratorium-pakiet-nagranie-piotr-2026-06-15.docx
@@ -169,7 +169,7 @@
           <w:spacing w:val="0"/>
           <w:color w:val="FFFFFF"/>
         </w:rPr>
-        <w:t xml:space="preserve">2</w:t>
+        <w:t xml:space="preserve">3</w:t>
       </w:r>
       <w:r>
         <w:rPr>
@@ -964,7 +964,7 @@
           <w:spacing w:val="0"/>
           <w:color w:val="495467"/>
         </w:rPr>
-        <w:t xml:space="preserve">build 6f72e0fa9a6b</w:t>
+        <w:t xml:space="preserve">build 69963f7862d0</w:t>
       </w:r>
     </w:p>
     <w:p>
@@ -1320,7 +1320,70 @@
           <w:spacing w:val="0"/>
           <w:color w:val="495467"/>
         </w:rPr>
-        <w:t xml:space="preserve">WAITING · 2 blokad</w:t>
+        <w:t xml:space="preserve">WAITING · 3 blokad</w:t>
+      </w:r>
+    </w:p>
+    <w:p>
+      <w:pPr>
+        <w:ind w:left="720" w:first-line="-720"/>
+      </w:pPr>
+      <w:r>
+        <w:rPr>
+          <w:rFonts w:ascii="Arial" w:hAnsi="Arial" w:cs="Arial"/>
+          <w:sz w:val="28"/>
+          <w:sz-cs w:val="28"/>
+          <w:b/>
+          <w:color w:val="10182D"/>
+        </w:rPr>
+        <w:t xml:space="preserve"/>
+        <w:tab/>
+        <w:t xml:space="preserve">•</w:t>
+        <w:tab/>
+        <w:t xml:space="preserve"/>
+      </w:r>
+      <w:r>
+        <w:rPr>
+          <w:rFonts w:ascii="Arial" w:hAnsi="Arial" w:cs="Arial"/>
+          <w:sz w:val="28"/>
+          <w:sz-cs w:val="28"/>
+          <w:b/>
+          <w:spacing w:val="0"/>
+          <w:color w:val="10182D"/>
+        </w:rPr>
+        <w:t xml:space="preserve">Uzupełnij finalne nagrania Izy i Piotra</w:t>
+      </w:r>
+      <w:r>
+        <w:rPr>
+          <w:rFonts w:ascii="Arial" w:hAnsi="Arial" w:cs="Arial"/>
+          <w:sz w:val="28"/>
+          <w:sz-cs w:val="28"/>
+          <w:b/>
+          <w:spacing w:val="0"/>
+          <w:color w:val="10182D"/>
+        </w:rPr>
+        <w:t xml:space="preserve"/>
+        <w:br/>
+        <w:t xml:space="preserve"/>
+      </w:r>
+      <w:r>
+        <w:rPr>
+          <w:rFonts w:ascii="Arial" w:hAnsi="Arial" w:cs="Arial"/>
+          <w:sz w:val="24"/>
+          <w:sz-cs w:val="24"/>
+          <w:spacing w:val="0"/>
+          <w:color w:val="495467"/>
+        </w:rPr>
+        <w:t xml:space="preserve">Brakuje 2 finalnych kwestii. 2 ma obecnie techniczny fallback.</w:t>
+      </w:r>
+      <w:r>
+        <w:rPr>
+          <w:rFonts w:ascii="Arial" w:hAnsi="Arial" w:cs="Arial"/>
+          <w:sz w:val="28"/>
+          <w:sz-cs w:val="28"/>
+          <w:spacing w:val="0"/>
+          <w:color w:val="10182D"/>
+        </w:rPr>
+        <w:t xml:space="preserve"/>
       </w:r>
     </w:p>
     <w:p>

--- a/downloads/nagranie-piotr-2026-06-15/kosmiczne-laboratorium-pakiet-nagranie-piotr-2026-06-15.docx
+++ b/downloads/nagranie-piotr-2026-06-15/kosmiczne-laboratorium-pakiet-nagranie-piotr-2026-06-15.docx
@@ -169,7 +169,7 @@
           <w:spacing w:val="0"/>
           <w:color w:val="FFFFFF"/>
         </w:rPr>
-        <w:t xml:space="preserve">3</w:t>
+        <w:t xml:space="preserve">1</w:t>
       </w:r>
       <w:r>
         <w:rPr>
@@ -964,7 +964,7 @@
           <w:spacing w:val="0"/>
           <w:color w:val="495467"/>
         </w:rPr>
-        <w:t xml:space="preserve">build 69963f7862d0</w:t>
+        <w:t xml:space="preserve">build bb6f33025ed4</w:t>
       </w:r>
     </w:p>
     <w:p>
@@ -1320,133 +1320,7 @@
           <w:spacing w:val="0"/>
           <w:color w:val="495467"/>
         </w:rPr>
-        <w:t xml:space="preserve">WAITING · 3 blokad</w:t>
-      </w:r>
-    </w:p>
-    <w:p>
-      <w:pPr>
-        <w:ind w:left="720" w:first-line="-720"/>
-      </w:pPr>
-      <w:r>
-        <w:rPr>
-          <w:rFonts w:ascii="Arial" w:hAnsi="Arial" w:cs="Arial"/>
-          <w:sz w:val="28"/>
-          <w:sz-cs w:val="28"/>
-          <w:b/>
-          <w:color w:val="10182D"/>
-        </w:rPr>
-        <w:t xml:space="preserve"/>
-        <w:tab/>
-        <w:t xml:space="preserve">•</w:t>
-        <w:tab/>
-        <w:t xml:space="preserve"/>
-      </w:r>
-      <w:r>
-        <w:rPr>
-          <w:rFonts w:ascii="Arial" w:hAnsi="Arial" w:cs="Arial"/>
-          <w:sz w:val="28"/>
-          <w:sz-cs w:val="28"/>
-          <w:b/>
-          <w:spacing w:val="0"/>
-          <w:color w:val="10182D"/>
-        </w:rPr>
-        <w:t xml:space="preserve">Uzupełnij finalne nagrania Izy i Piotra</w:t>
-      </w:r>
-      <w:r>
-        <w:rPr>
-          <w:rFonts w:ascii="Arial" w:hAnsi="Arial" w:cs="Arial"/>
-          <w:sz w:val="28"/>
-          <w:sz-cs w:val="28"/>
-          <w:b/>
-          <w:spacing w:val="0"/>
-          <w:color w:val="10182D"/>
-        </w:rPr>
-        <w:t xml:space="preserve"/>
-        <w:br/>
-        <w:t xml:space="preserve"/>
-      </w:r>
-      <w:r>
-        <w:rPr>
-          <w:rFonts w:ascii="Arial" w:hAnsi="Arial" w:cs="Arial"/>
-          <w:sz w:val="24"/>
-          <w:sz-cs w:val="24"/>
-          <w:spacing w:val="0"/>
-          <w:color w:val="495467"/>
-        </w:rPr>
-        <w:t xml:space="preserve">Brakuje 2 finalnych kwestii. 2 ma obecnie techniczny fallback.</w:t>
-      </w:r>
-      <w:r>
-        <w:rPr>
-          <w:rFonts w:ascii="Arial" w:hAnsi="Arial" w:cs="Arial"/>
-          <w:sz w:val="28"/>
-          <w:sz-cs w:val="28"/>
-          <w:spacing w:val="0"/>
-          <w:color w:val="10182D"/>
-        </w:rPr>
-        <w:t xml:space="preserve"/>
-      </w:r>
-    </w:p>
-    <w:p>
-      <w:pPr>
-        <w:ind w:left="720" w:first-line="-720"/>
-      </w:pPr>
-      <w:r>
-        <w:rPr>
-          <w:rFonts w:ascii="Arial" w:hAnsi="Arial" w:cs="Arial"/>
-          <w:sz w:val="28"/>
-          <w:sz-cs w:val="28"/>
-          <w:b/>
-          <w:color w:val="10182D"/>
-        </w:rPr>
-        <w:t xml:space="preserve"/>
-        <w:tab/>
-        <w:t xml:space="preserve">•</w:t>
-        <w:tab/>
-        <w:t xml:space="preserve"/>
-      </w:r>
-      <w:r>
-        <w:rPr>
-          <w:rFonts w:ascii="Arial" w:hAnsi="Arial" w:cs="Arial"/>
-          <w:sz w:val="28"/>
-          <w:sz-cs w:val="28"/>
-          <w:b/>
-          <w:spacing w:val="0"/>
-          <w:color w:val="10182D"/>
-        </w:rPr>
-        <w:t xml:space="preserve">Odśwież techniczny preflight wydania</w:t>
-      </w:r>
-      <w:r>
-        <w:rPr>
-          <w:rFonts w:ascii="Arial" w:hAnsi="Arial" w:cs="Arial"/>
-          <w:sz w:val="28"/>
-          <w:sz-cs w:val="28"/>
-          <w:b/>
-          <w:spacing w:val="0"/>
-          <w:color w:val="10182D"/>
-        </w:rPr>
-        <w:t xml:space="preserve"/>
-        <w:br/>
-        <w:t xml:space="preserve"/>
-      </w:r>
-      <w:r>
-        <w:rPr>
-          <w:rFonts w:ascii="Arial" w:hAnsi="Arial" w:cs="Arial"/>
-          <w:sz w:val="24"/>
-          <w:sz-cs w:val="24"/>
-          <w:spacing w:val="0"/>
-          <w:color w:val="495467"/>
-        </w:rPr>
-        <w:t xml:space="preserve">Techniczna bramka wydania nie przechodzi: native Release preflight: source fingerprint is stale.</w:t>
-      </w:r>
-      <w:r>
-        <w:rPr>
-          <w:rFonts w:ascii="Arial" w:hAnsi="Arial" w:cs="Arial"/>
-          <w:sz w:val="28"/>
-          <w:sz-cs w:val="28"/>
-          <w:spacing w:val="0"/>
-          <w:color w:val="10182D"/>
-        </w:rPr>
-        <w:t xml:space="preserve"/>
+        <w:t xml:space="preserve">WAITING · 1 blokad</w:t>
       </w:r>
     </w:p>
     <w:p>

--- a/downloads/nagranie-piotr-2026-06-15/kosmiczne-laboratorium-pakiet-nagranie-piotr-2026-06-15.docx
+++ b/downloads/nagranie-piotr-2026-06-15/kosmiczne-laboratorium-pakiet-nagranie-piotr-2026-06-15.docx
@@ -169,7 +169,7 @@
           <w:spacing w:val="0"/>
           <w:color w:val="FFFFFF"/>
         </w:rPr>
-        <w:t xml:space="preserve">1</w:t>
+        <w:t xml:space="preserve">2</w:t>
       </w:r>
       <w:r>
         <w:rPr>
@@ -964,7 +964,7 @@
           <w:spacing w:val="0"/>
           <w:color w:val="495467"/>
         </w:rPr>
-        <w:t xml:space="preserve">build bb6f33025ed4</w:t>
+        <w:t xml:space="preserve">build 456c9f1009ff</w:t>
       </w:r>
     </w:p>
     <w:p>
@@ -1320,7 +1320,70 @@
           <w:spacing w:val="0"/>
           <w:color w:val="495467"/>
         </w:rPr>
-        <w:t xml:space="preserve">WAITING · 1 blokad</w:t>
+        <w:t xml:space="preserve">WAITING · 2 blokad</w:t>
+      </w:r>
+    </w:p>
+    <w:p>
+      <w:pPr>
+        <w:ind w:left="720" w:first-line="-720"/>
+      </w:pPr>
+      <w:r>
+        <w:rPr>
+          <w:rFonts w:ascii="Arial" w:hAnsi="Arial" w:cs="Arial"/>
+          <w:sz w:val="28"/>
+          <w:sz-cs w:val="28"/>
+          <w:b/>
+          <w:color w:val="10182D"/>
+        </w:rPr>
+        <w:t xml:space="preserve"/>
+        <w:tab/>
+        <w:t xml:space="preserve">•</w:t>
+        <w:tab/>
+        <w:t xml:space="preserve"/>
+      </w:r>
+      <w:r>
+        <w:rPr>
+          <w:rFonts w:ascii="Arial" w:hAnsi="Arial" w:cs="Arial"/>
+          <w:sz w:val="28"/>
+          <w:sz-cs w:val="28"/>
+          <w:b/>
+          <w:spacing w:val="0"/>
+          <w:color w:val="10182D"/>
+        </w:rPr>
+        <w:t xml:space="preserve">Odśwież techniczny preflight wydania</w:t>
+      </w:r>
+      <w:r>
+        <w:rPr>
+          <w:rFonts w:ascii="Arial" w:hAnsi="Arial" w:cs="Arial"/>
+          <w:sz w:val="28"/>
+          <w:sz-cs w:val="28"/>
+          <w:b/>
+          <w:spacing w:val="0"/>
+          <w:color w:val="10182D"/>
+        </w:rPr>
+        <w:t xml:space="preserve"/>
+        <w:br/>
+        <w:t xml:space="preserve"/>
+      </w:r>
+      <w:r>
+        <w:rPr>
+          <w:rFonts w:ascii="Arial" w:hAnsi="Arial" w:cs="Arial"/>
+          <w:sz w:val="24"/>
+          <w:sz-cs w:val="24"/>
+          <w:spacing w:val="0"/>
+          <w:color w:val="495467"/>
+        </w:rPr>
+        <w:t xml:space="preserve">Techniczna bramka wydania nie przechodzi: native Release preflight: source fingerprint is stale.</w:t>
+      </w:r>
+      <w:r>
+        <w:rPr>
+          <w:rFonts w:ascii="Arial" w:hAnsi="Arial" w:cs="Arial"/>
+          <w:sz w:val="28"/>
+          <w:sz-cs w:val="28"/>
+          <w:spacing w:val="0"/>
+          <w:color w:val="10182D"/>
+        </w:rPr>
+        <w:t xml:space="preserve"/>
       </w:r>
     </w:p>
     <w:p>

--- a/downloads/nagranie-piotr-2026-06-15/kosmiczne-laboratorium-pakiet-nagranie-piotr-2026-06-15.docx
+++ b/downloads/nagranie-piotr-2026-06-15/kosmiczne-laboratorium-pakiet-nagranie-piotr-2026-06-15.docx
@@ -964,7 +964,7 @@
           <w:spacing w:val="0"/>
           <w:color w:val="495467"/>
         </w:rPr>
-        <w:t xml:space="preserve">build 456c9f1009ff</w:t>
+        <w:t xml:space="preserve">build faa45af108cb</w:t>
       </w:r>
     </w:p>
     <w:p>

--- a/downloads/nagranie-piotr-2026-06-15/kosmiczne-laboratorium-pakiet-nagranie-piotr-2026-06-15.docx
+++ b/downloads/nagranie-piotr-2026-06-15/kosmiczne-laboratorium-pakiet-nagranie-piotr-2026-06-15.docx
@@ -964,7 +964,7 @@
           <w:spacing w:val="0"/>
           <w:color w:val="495467"/>
         </w:rPr>
-        <w:t xml:space="preserve">build faa45af108cb</w:t>
+        <w:t xml:space="preserve">build 46a6d86d8152</w:t>
       </w:r>
     </w:p>
     <w:p>
